--- a/CalendarioAgo26/Ejercicios/E9_ACLs/Ejer9_ACLs.docx
+++ b/CalendarioAgo26/Ejercicios/E9_ACLs/Ejer9_ACLs.docx
@@ -1,6 +1,6 @@
 
 <file path=word/document.xml><?xml version="1.0" encoding="utf-8"?>
-<w:document xmlns:wpc="http://schemas.microsoft.com/office/word/2010/wordprocessingCanvas" xmlns:cx="http://schemas.microsoft.com/office/drawing/2014/chartex" xmlns:cx1="http://schemas.microsoft.com/office/drawing/2015/9/8/chartex" xmlns:cx2="http://schemas.microsoft.com/office/drawing/2015/10/21/chartex" xmlns:cx3="http://schemas.microsoft.com/office/drawing/2016/5/9/chartex" xmlns:cx4="http://schemas.microsoft.com/office/drawing/2016/5/10/chartex" xmlns:cx5="http://schemas.microsoft.com/office/drawing/2016/5/11/chartex" xmlns:cx6="http://schemas.microsoft.com/office/drawing/2016/5/12/chartex" xmlns:cx7="http://schemas.microsoft.com/office/drawing/2016/5/13/chartex" xmlns:cx8="http://schemas.microsoft.com/office/drawing/2016/5/14/chartex" xmlns:mc="http://schemas.openxmlformats.org/markup-compatibility/2006" xmlns:aink="http://schemas.microsoft.com/office/drawing/2016/ink" xmlns:am3d="http://schemas.microsoft.com/office/drawing/2017/model3d" xmlns:o="urn:schemas-microsoft-com:office:office" xmlns:oel="http://schemas.microsoft.com/office/2019/extlst" xmlns:r="http://schemas.openxmlformats.org/officeDocument/2006/relationships" xmlns:m="http://schemas.openxmlformats.org/officeDocument/2006/math" xmlns:v="urn:schemas-microsoft-com:vml" xmlns:wp14="http://schemas.microsoft.com/office/word/2010/wordprocessingDrawing" xmlns:wp="http://schemas.openxmlformats.org/drawingml/2006/wordprocessingDrawing" xmlns:w10="urn:schemas-microsoft-com:office:word" xmlns:w="http://schemas.openxmlformats.org/wordprocessingml/2006/main" xmlns:w14="http://schemas.microsoft.com/office/word/2010/wordml" xmlns:w15="http://schemas.microsoft.com/office/word/2012/wordml" xmlns:w16cex="http://schemas.microsoft.com/office/word/2018/wordml/cex" xmlns:w16cid="http://schemas.microsoft.com/office/word/2016/wordml/cid" xmlns:w16="http://schemas.microsoft.com/office/word/2018/wordml" xmlns:w16du="http://schemas.microsoft.com/office/word/2023/wordml/word16du" xmlns:w16sdtdh="http://schemas.microsoft.com/office/word/2020/wordml/sdtdatahash" xmlns:w16se="http://schemas.microsoft.com/office/word/2015/wordml/symex" xmlns:wpg="http://schemas.microsoft.com/office/word/2010/wordprocessingGroup" xmlns:wpi="http://schemas.microsoft.com/office/word/2010/wordprocessingInk" xmlns:wne="http://schemas.microsoft.com/office/word/2006/wordml" xmlns:wps="http://schemas.microsoft.com/office/word/2010/wordprocessingShape" mc:Ignorable="w14 w15 w16se w16cid w16 w16cex w16sdtdh w16du wp14">
+<w:document xmlns:wpc="http://schemas.microsoft.com/office/word/2010/wordprocessingCanvas" xmlns:cx="http://schemas.microsoft.com/office/drawing/2014/chartex" xmlns:cx1="http://schemas.microsoft.com/office/drawing/2015/9/8/chartex" xmlns:cx2="http://schemas.microsoft.com/office/drawing/2015/10/21/chartex" xmlns:cx3="http://schemas.microsoft.com/office/drawing/2016/5/9/chartex" xmlns:cx4="http://schemas.microsoft.com/office/drawing/2016/5/10/chartex" xmlns:cx5="http://schemas.microsoft.com/office/drawing/2016/5/11/chartex" xmlns:cx6="http://schemas.microsoft.com/office/drawing/2016/5/12/chartex" xmlns:cx7="http://schemas.microsoft.com/office/drawing/2016/5/13/chartex" xmlns:cx8="http://schemas.microsoft.com/office/drawing/2016/5/14/chartex" xmlns:mc="http://schemas.openxmlformats.org/markup-compatibility/2006" xmlns:aink="http://schemas.microsoft.com/office/drawing/2016/ink" xmlns:am3d="http://schemas.microsoft.com/office/drawing/2017/model3d" xmlns:o="urn:schemas-microsoft-com:office:office" xmlns:oel="http://schemas.microsoft.com/office/2019/extlst" xmlns:r="http://schemas.openxmlformats.org/officeDocument/2006/relationships" xmlns:m="http://schemas.openxmlformats.org/officeDocument/2006/math" xmlns:v="urn:schemas-microsoft-com:vml" xmlns:wp14="http://schemas.microsoft.com/office/word/2010/wordprocessingDrawing" xmlns:wp="http://schemas.openxmlformats.org/drawingml/2006/wordprocessingDrawing" xmlns:w10="urn:schemas-microsoft-com:office:word" xmlns:w="http://schemas.openxmlformats.org/wordprocessingml/2006/main" xmlns:w14="http://schemas.microsoft.com/office/word/2010/wordml" xmlns:w15="http://schemas.microsoft.com/office/word/2012/wordml" xmlns:w16cex="http://schemas.microsoft.com/office/word/2018/wordml/cex" xmlns:w16cid="http://schemas.microsoft.com/office/word/2016/wordml/cid" xmlns:w16="http://schemas.microsoft.com/office/word/2018/wordml" xmlns:w16du="http://schemas.microsoft.com/office/word/2023/wordml/word16du" xmlns:w16sdtdh="http://schemas.microsoft.com/office/word/2020/wordml/sdtdatahash" xmlns:w16sdtfl="http://schemas.microsoft.com/office/word/2024/wordml/sdtformatlock" xmlns:w16se="http://schemas.microsoft.com/office/word/2015/wordml/symex" xmlns:wpg="http://schemas.microsoft.com/office/word/2010/wordprocessingGroup" xmlns:wpi="http://schemas.microsoft.com/office/word/2010/wordprocessingInk" xmlns:wne="http://schemas.microsoft.com/office/word/2006/wordml" xmlns:wps="http://schemas.microsoft.com/office/word/2010/wordprocessingShape" mc:Ignorable="w14 w15 w16se w16cid w16 w16cex w16sdtdh w16sdtfl w16du wp14">
   <w:body>
     <w:p>
       <w:pPr>
@@ -305,7 +305,7 @@
     </w:p>
     <w:p>
       <w:pPr>
-        <w:pStyle w:val="Heading4"/>
+        <w:pStyle w:val="Ttulo4"/>
         <w:shd w:val="clear" w:color="auto" w:fill="FFFFFF"/>
         <w:spacing w:after="120" w:line="300" w:lineRule="exact"/>
         <w:jc w:val="both"/>
@@ -323,72 +323,12 @@
           <w:iCs w:val="0"/>
           <w:color w:val="auto"/>
         </w:rPr>
-        <w:t xml:space="preserve">En la realización de estos ejercicios debes considerar como independiente cada una de las </w:t>
-      </w:r>
-      <w:proofErr w:type="spellStart"/>
-      <w:r>
-        <w:rPr>
-          <w:rFonts w:ascii="Arial" w:eastAsia="Times New Roman" w:hAnsi="Arial" w:cs="Arial"/>
-          <w:i w:val="0"/>
-          <w:iCs w:val="0"/>
-          <w:color w:val="auto"/>
-        </w:rPr>
-        <w:t>ACLs</w:t>
-      </w:r>
-      <w:proofErr w:type="spellEnd"/>
-      <w:r>
-        <w:rPr>
-          <w:rFonts w:ascii="Arial" w:eastAsia="Times New Roman" w:hAnsi="Arial" w:cs="Arial"/>
-          <w:i w:val="0"/>
-          <w:iCs w:val="0"/>
-          <w:color w:val="auto"/>
-        </w:rPr>
-        <w:t xml:space="preserve">. Para probar las </w:t>
-      </w:r>
-      <w:proofErr w:type="spellStart"/>
-      <w:r>
-        <w:rPr>
-          <w:rFonts w:ascii="Arial" w:eastAsia="Times New Roman" w:hAnsi="Arial" w:cs="Arial"/>
-          <w:i w:val="0"/>
-          <w:iCs w:val="0"/>
-          <w:color w:val="auto"/>
-        </w:rPr>
-        <w:t>ACLs</w:t>
-      </w:r>
-      <w:proofErr w:type="spellEnd"/>
-      <w:r>
-        <w:rPr>
-          <w:rFonts w:ascii="Arial" w:eastAsia="Times New Roman" w:hAnsi="Arial" w:cs="Arial"/>
-          <w:i w:val="0"/>
-          <w:iCs w:val="0"/>
-          <w:color w:val="auto"/>
-        </w:rPr>
-        <w:t xml:space="preserve"> en PT se te recomienda desactivar las </w:t>
-      </w:r>
-      <w:proofErr w:type="spellStart"/>
-      <w:r>
-        <w:rPr>
-          <w:rFonts w:ascii="Arial" w:eastAsia="Times New Roman" w:hAnsi="Arial" w:cs="Arial"/>
-          <w:i w:val="0"/>
-          <w:iCs w:val="0"/>
-          <w:color w:val="auto"/>
-        </w:rPr>
-        <w:t>ACLs</w:t>
-      </w:r>
-      <w:proofErr w:type="spellEnd"/>
-      <w:r>
-        <w:rPr>
-          <w:rFonts w:ascii="Arial" w:eastAsia="Times New Roman" w:hAnsi="Arial" w:cs="Arial"/>
-          <w:i w:val="0"/>
-          <w:iCs w:val="0"/>
-          <w:color w:val="auto"/>
-        </w:rPr>
-        <w:t xml:space="preserve"> previas a cada inciso.</w:t>
-      </w:r>
-    </w:p>
-    <w:p>
-      <w:pPr>
-        <w:pStyle w:val="Heading4"/>
+        <w:t>En la realización de estos ejercicios debes considerar como independiente cada una de las ACLs. Para probar las ACLs en PT se te recomienda desactivar las ACLs previas a cada inciso.</w:t>
+      </w:r>
+    </w:p>
+    <w:p>
+      <w:pPr>
+        <w:pStyle w:val="Ttulo4"/>
         <w:shd w:val="clear" w:color="auto" w:fill="FFFFFF"/>
         <w:spacing w:before="0" w:after="120" w:line="300" w:lineRule="exact"/>
         <w:jc w:val="both"/>
@@ -539,7 +479,7 @@
                                     <pic:cNvPicPr/>
                                   </pic:nvPicPr>
                                   <pic:blipFill>
-                                    <a:blip r:embed="rId7"/>
+                                    <a:blip r:embed="rId8"/>
                                     <a:stretch>
                                       <a:fillRect/>
                                     </a:stretch>
@@ -623,7 +563,25 @@
           <w:sz w:val="20"/>
           <w:szCs w:val="20"/>
         </w:rPr>
-        <w:t xml:space="preserve"> para </w:t>
+        <w:t xml:space="preserve"> </w:t>
+      </w:r>
+      <w:r>
+        <w:rPr>
+          <w:rFonts w:ascii="Arial" w:hAnsi="Arial" w:cs="Arial"/>
+          <w:color w:val="2D3B45"/>
+          <w:sz w:val="20"/>
+          <w:szCs w:val="20"/>
+        </w:rPr>
+        <w:t>que</w:t>
+      </w:r>
+      <w:r>
+        <w:rPr>
+          <w:rFonts w:ascii="Arial" w:hAnsi="Arial" w:cs="Arial"/>
+          <w:color w:val="2D3B45"/>
+          <w:sz w:val="20"/>
+          <w:szCs w:val="20"/>
+        </w:rPr>
+        <w:t xml:space="preserve"> </w:t>
       </w:r>
       <w:r>
         <w:rPr>
@@ -634,16 +592,7 @@
           <w:sz w:val="20"/>
           <w:szCs w:val="20"/>
         </w:rPr>
-        <w:t>impedir</w:t>
-      </w:r>
-      <w:r>
-        <w:rPr>
-          <w:rFonts w:ascii="Arial" w:hAnsi="Arial" w:cs="Arial"/>
-          <w:color w:val="2D3B45"/>
-          <w:sz w:val="20"/>
-          <w:szCs w:val="20"/>
-        </w:rPr>
-        <w:t xml:space="preserve"> que las computadoras de los </w:t>
+        <w:t>imp</w:t>
       </w:r>
       <w:r>
         <w:rPr>
@@ -654,16 +603,52 @@
           <w:sz w:val="20"/>
           <w:szCs w:val="20"/>
         </w:rPr>
-        <w:t>Alumnos</w:t>
-      </w:r>
-      <w:r>
-        <w:rPr>
-          <w:rFonts w:ascii="Arial" w:hAnsi="Arial" w:cs="Arial"/>
-          <w:color w:val="2D3B45"/>
-          <w:sz w:val="20"/>
-          <w:szCs w:val="20"/>
-        </w:rPr>
-        <w:t xml:space="preserve"> tengan acceso a la subred de </w:t>
+        <w:t>ida</w:t>
+      </w:r>
+      <w:r>
+        <w:rPr>
+          <w:rFonts w:ascii="Arial" w:hAnsi="Arial" w:cs="Arial"/>
+          <w:color w:val="2D3B45"/>
+          <w:sz w:val="20"/>
+          <w:szCs w:val="20"/>
+        </w:rPr>
+        <w:t xml:space="preserve"> que l</w:t>
+      </w:r>
+      <w:r>
+        <w:rPr>
+          <w:rFonts w:ascii="Arial" w:hAnsi="Arial" w:cs="Arial"/>
+          <w:color w:val="2D3B45"/>
+          <w:sz w:val="20"/>
+          <w:szCs w:val="20"/>
+        </w:rPr>
+        <w:t>os dispositivos terminales</w:t>
+      </w:r>
+      <w:r>
+        <w:rPr>
+          <w:rFonts w:ascii="Arial" w:hAnsi="Arial" w:cs="Arial"/>
+          <w:color w:val="2D3B45"/>
+          <w:sz w:val="20"/>
+          <w:szCs w:val="20"/>
+        </w:rPr>
+        <w:t xml:space="preserve"> de l</w:t>
+      </w:r>
+      <w:r>
+        <w:rPr>
+          <w:rFonts w:ascii="Arial" w:hAnsi="Arial" w:cs="Arial"/>
+          <w:color w:val="2D3B45"/>
+          <w:sz w:val="20"/>
+          <w:szCs w:val="20"/>
+        </w:rPr>
+        <w:t>a subred de</w:t>
+      </w:r>
+      <w:r>
+        <w:rPr>
+          <w:rFonts w:ascii="Arial" w:hAnsi="Arial" w:cs="Arial"/>
+          <w:color w:val="2D3B45"/>
+          <w:sz w:val="20"/>
+          <w:szCs w:val="20"/>
+        </w:rPr>
+        <w:t xml:space="preserve"> </w:t>
       </w:r>
       <w:r>
         <w:rPr>
@@ -674,6 +659,62 @@
           <w:sz w:val="20"/>
           <w:szCs w:val="20"/>
         </w:rPr>
+        <w:t>Alumnos</w:t>
+      </w:r>
+      <w:r>
+        <w:rPr>
+          <w:rFonts w:ascii="Arial" w:hAnsi="Arial" w:cs="Arial"/>
+          <w:color w:val="2D3B45"/>
+          <w:sz w:val="20"/>
+          <w:szCs w:val="20"/>
+        </w:rPr>
+        <w:t xml:space="preserve"> tengan acceso a la</w:t>
+      </w:r>
+      <w:r>
+        <w:rPr>
+          <w:rFonts w:ascii="Arial" w:hAnsi="Arial" w:cs="Arial"/>
+          <w:color w:val="2D3B45"/>
+          <w:sz w:val="20"/>
+          <w:szCs w:val="20"/>
+        </w:rPr>
+        <w:t>s</w:t>
+      </w:r>
+      <w:r>
+        <w:rPr>
+          <w:rFonts w:ascii="Arial" w:hAnsi="Arial" w:cs="Arial"/>
+          <w:color w:val="2D3B45"/>
+          <w:sz w:val="20"/>
+          <w:szCs w:val="20"/>
+        </w:rPr>
+        <w:t xml:space="preserve"> subred</w:t>
+      </w:r>
+      <w:r>
+        <w:rPr>
+          <w:rFonts w:ascii="Arial" w:hAnsi="Arial" w:cs="Arial"/>
+          <w:color w:val="2D3B45"/>
+          <w:sz w:val="20"/>
+          <w:szCs w:val="20"/>
+        </w:rPr>
+        <w:t>es</w:t>
+      </w:r>
+      <w:r>
+        <w:rPr>
+          <w:rFonts w:ascii="Arial" w:hAnsi="Arial" w:cs="Arial"/>
+          <w:color w:val="2D3B45"/>
+          <w:sz w:val="20"/>
+          <w:szCs w:val="20"/>
+        </w:rPr>
+        <w:t xml:space="preserve"> de </w:t>
+      </w:r>
+      <w:r>
+        <w:rPr>
+          <w:rFonts w:ascii="Arial" w:hAnsi="Arial" w:cs="Arial"/>
+          <w:b/>
+          <w:bCs/>
+          <w:color w:val="2D3B45"/>
+          <w:sz w:val="20"/>
+          <w:szCs w:val="20"/>
+        </w:rPr>
         <w:t>Directivos</w:t>
       </w:r>
       <w:r>
@@ -683,7 +724,25 @@
           <w:sz w:val="20"/>
           <w:szCs w:val="20"/>
         </w:rPr>
-        <w:t xml:space="preserve"> y a la subred de </w:t>
+        <w:t xml:space="preserve"> y </w:t>
+      </w:r>
+      <w:r>
+        <w:rPr>
+          <w:rFonts w:ascii="Arial" w:hAnsi="Arial" w:cs="Arial"/>
+          <w:color w:val="2D3B45"/>
+          <w:sz w:val="20"/>
+          <w:szCs w:val="20"/>
+        </w:rPr>
+        <w:t>de</w:t>
+      </w:r>
+      <w:r>
+        <w:rPr>
+          <w:rFonts w:ascii="Arial" w:hAnsi="Arial" w:cs="Arial"/>
+          <w:color w:val="2D3B45"/>
+          <w:sz w:val="20"/>
+          <w:szCs w:val="20"/>
+        </w:rPr>
+        <w:t xml:space="preserve"> </w:t>
       </w:r>
       <w:r>
         <w:rPr>
@@ -798,45 +857,14 @@
           <w:szCs w:val="20"/>
         </w:rPr>
       </w:pPr>
-      <w:proofErr w:type="spellStart"/>
-      <w:r>
-        <w:rPr>
-          <w:rFonts w:ascii="Arial" w:hAnsi="Arial" w:cs="Arial"/>
-          <w:color w:val="2D3B45"/>
-          <w:sz w:val="20"/>
-          <w:szCs w:val="20"/>
-        </w:rPr>
-        <w:t>router</w:t>
-      </w:r>
-      <w:proofErr w:type="spellEnd"/>
-      <w:r>
-        <w:rPr>
-          <w:rFonts w:ascii="Arial" w:hAnsi="Arial" w:cs="Arial"/>
-          <w:color w:val="2D3B45"/>
-          <w:sz w:val="20"/>
-          <w:szCs w:val="20"/>
-        </w:rPr>
-        <w:t>(</w:t>
-      </w:r>
-      <w:proofErr w:type="spellStart"/>
-      <w:r>
-        <w:rPr>
-          <w:rFonts w:ascii="Arial" w:hAnsi="Arial" w:cs="Arial"/>
-          <w:color w:val="2D3B45"/>
-          <w:sz w:val="20"/>
-          <w:szCs w:val="20"/>
-        </w:rPr>
-        <w:t>config</w:t>
-      </w:r>
-      <w:proofErr w:type="spellEnd"/>
-      <w:r>
-        <w:rPr>
-          <w:rFonts w:ascii="Arial" w:hAnsi="Arial" w:cs="Arial"/>
-          <w:color w:val="2D3B45"/>
-          <w:sz w:val="20"/>
-          <w:szCs w:val="20"/>
-        </w:rPr>
-        <w:t>)#</w:t>
+      <w:r>
+        <w:rPr>
+          <w:rFonts w:ascii="Arial" w:hAnsi="Arial" w:cs="Arial"/>
+          <w:color w:val="2D3B45"/>
+          <w:sz w:val="20"/>
+          <w:szCs w:val="20"/>
+        </w:rPr>
+        <w:t>router(config)#</w:t>
       </w:r>
     </w:p>
     <w:p>
@@ -875,27 +903,7 @@
           <w:sz w:val="20"/>
           <w:szCs w:val="20"/>
         </w:rPr>
-        <w:t xml:space="preserve">¿En qué </w:t>
-      </w:r>
-      <w:proofErr w:type="spellStart"/>
-      <w:r>
-        <w:rPr>
-          <w:rFonts w:ascii="Arial" w:hAnsi="Arial" w:cs="Arial"/>
-          <w:color w:val="2D3B45"/>
-          <w:sz w:val="20"/>
-          <w:szCs w:val="20"/>
-        </w:rPr>
-        <w:t>router</w:t>
-      </w:r>
-      <w:proofErr w:type="spellEnd"/>
-      <w:r>
-        <w:rPr>
-          <w:rFonts w:ascii="Arial" w:hAnsi="Arial" w:cs="Arial"/>
-          <w:color w:val="2D3B45"/>
-          <w:sz w:val="20"/>
-          <w:szCs w:val="20"/>
-        </w:rPr>
-        <w:t xml:space="preserve"> instalarás esta lista de control de acceso? </w:t>
+        <w:t xml:space="preserve">¿En qué router instalarás esta lista de control de acceso? </w:t>
       </w:r>
     </w:p>
     <w:p>
@@ -1170,7 +1178,25 @@
           <w:sz w:val="20"/>
           <w:szCs w:val="20"/>
         </w:rPr>
-        <w:t xml:space="preserve"> para </w:t>
+        <w:t xml:space="preserve"> </w:t>
+      </w:r>
+      <w:r>
+        <w:rPr>
+          <w:rFonts w:ascii="Arial" w:hAnsi="Arial" w:cs="Arial"/>
+          <w:color w:val="2D3B45"/>
+          <w:sz w:val="20"/>
+          <w:szCs w:val="20"/>
+        </w:rPr>
+        <w:t>que</w:t>
+      </w:r>
+      <w:r>
+        <w:rPr>
+          <w:rFonts w:ascii="Arial" w:hAnsi="Arial" w:cs="Arial"/>
+          <w:color w:val="2D3B45"/>
+          <w:sz w:val="20"/>
+          <w:szCs w:val="20"/>
+        </w:rPr>
+        <w:t xml:space="preserve"> </w:t>
       </w:r>
       <w:r>
         <w:rPr>
@@ -1181,16 +1207,7 @@
           <w:sz w:val="20"/>
           <w:szCs w:val="20"/>
         </w:rPr>
-        <w:t xml:space="preserve">impedir </w:t>
-      </w:r>
-      <w:r>
-        <w:rPr>
-          <w:rFonts w:ascii="Arial" w:hAnsi="Arial" w:cs="Arial"/>
-          <w:color w:val="2D3B45"/>
-          <w:sz w:val="20"/>
-          <w:szCs w:val="20"/>
-        </w:rPr>
-        <w:t xml:space="preserve">que las computadoras de la subred de </w:t>
+        <w:t>imp</w:t>
       </w:r>
       <w:r>
         <w:rPr>
@@ -1201,16 +1218,7 @@
           <w:sz w:val="20"/>
           <w:szCs w:val="20"/>
         </w:rPr>
-        <w:t>Profesores</w:t>
-      </w:r>
-      <w:r>
-        <w:rPr>
-          <w:rFonts w:ascii="Arial" w:hAnsi="Arial" w:cs="Arial"/>
-          <w:color w:val="2D3B45"/>
-          <w:sz w:val="20"/>
-          <w:szCs w:val="20"/>
-        </w:rPr>
-        <w:t xml:space="preserve"> tengan </w:t>
+        <w:t>ida</w:t>
       </w:r>
       <w:r>
         <w:rPr>
@@ -1221,7 +1229,34 @@
           <w:sz w:val="20"/>
           <w:szCs w:val="20"/>
         </w:rPr>
-        <w:t>acceso al serv</w:t>
+        <w:t xml:space="preserve"> </w:t>
+      </w:r>
+      <w:r>
+        <w:rPr>
+          <w:rFonts w:ascii="Arial" w:hAnsi="Arial" w:cs="Arial"/>
+          <w:color w:val="2D3B45"/>
+          <w:sz w:val="20"/>
+          <w:szCs w:val="20"/>
+        </w:rPr>
+        <w:t>que l</w:t>
+      </w:r>
+      <w:r>
+        <w:rPr>
+          <w:rFonts w:ascii="Arial" w:hAnsi="Arial" w:cs="Arial"/>
+          <w:color w:val="2D3B45"/>
+          <w:sz w:val="20"/>
+          <w:szCs w:val="20"/>
+        </w:rPr>
+        <w:t>os dispositivos terminales</w:t>
+      </w:r>
+      <w:r>
+        <w:rPr>
+          <w:rFonts w:ascii="Arial" w:hAnsi="Arial" w:cs="Arial"/>
+          <w:color w:val="2D3B45"/>
+          <w:sz w:val="20"/>
+          <w:szCs w:val="20"/>
+        </w:rPr>
+        <w:t xml:space="preserve"> de la subred de </w:t>
       </w:r>
       <w:r>
         <w:rPr>
@@ -1232,7 +1267,16 @@
           <w:sz w:val="20"/>
           <w:szCs w:val="20"/>
         </w:rPr>
-        <w:t>idor</w:t>
+        <w:t>Profesores</w:t>
+      </w:r>
+      <w:r>
+        <w:rPr>
+          <w:rFonts w:ascii="Arial" w:hAnsi="Arial" w:cs="Arial"/>
+          <w:color w:val="2D3B45"/>
+          <w:sz w:val="20"/>
+          <w:szCs w:val="20"/>
+        </w:rPr>
+        <w:t xml:space="preserve"> tengan </w:t>
       </w:r>
       <w:r>
         <w:rPr>
@@ -1243,7 +1287,62 @@
           <w:sz w:val="20"/>
           <w:szCs w:val="20"/>
         </w:rPr>
-        <w:t xml:space="preserve"> de la subred de Directivos</w:t>
+        <w:t>acceso al serv</w:t>
+      </w:r>
+      <w:r>
+        <w:rPr>
+          <w:rFonts w:ascii="Arial" w:hAnsi="Arial" w:cs="Arial"/>
+          <w:b/>
+          <w:bCs/>
+          <w:color w:val="2D3B45"/>
+          <w:sz w:val="20"/>
+          <w:szCs w:val="20"/>
+        </w:rPr>
+        <w:t>idor</w:t>
+      </w:r>
+      <w:r>
+        <w:rPr>
+          <w:rFonts w:ascii="Arial" w:hAnsi="Arial" w:cs="Arial"/>
+          <w:b/>
+          <w:bCs/>
+          <w:color w:val="2D3B45"/>
+          <w:sz w:val="20"/>
+          <w:szCs w:val="20"/>
+        </w:rPr>
+        <w:t xml:space="preserve"> de </w:t>
+      </w:r>
+      <w:r>
+        <w:rPr>
+          <w:rFonts w:ascii="Arial" w:hAnsi="Arial" w:cs="Arial"/>
+          <w:b/>
+          <w:bCs/>
+          <w:color w:val="2D3B45"/>
+          <w:sz w:val="20"/>
+          <w:szCs w:val="20"/>
+        </w:rPr>
+        <w:t>“</w:t>
+      </w:r>
+      <w:r>
+        <w:rPr>
+          <w:rFonts w:ascii="Arial" w:hAnsi="Arial" w:cs="Arial"/>
+          <w:b/>
+          <w:bCs/>
+          <w:color w:val="2D3B45"/>
+          <w:sz w:val="20"/>
+          <w:szCs w:val="20"/>
+        </w:rPr>
+        <w:t>Directivos</w:t>
+      </w:r>
+      <w:r>
+        <w:rPr>
+          <w:rFonts w:ascii="Arial" w:hAnsi="Arial" w:cs="Arial"/>
+          <w:b/>
+          <w:bCs/>
+          <w:color w:val="2D3B45"/>
+          <w:sz w:val="20"/>
+          <w:szCs w:val="20"/>
+        </w:rPr>
+        <w:t>”</w:t>
       </w:r>
       <w:r>
         <w:rPr>
@@ -1347,45 +1446,14 @@
           <w:szCs w:val="20"/>
         </w:rPr>
       </w:pPr>
-      <w:proofErr w:type="spellStart"/>
-      <w:r>
-        <w:rPr>
-          <w:rFonts w:ascii="Arial" w:hAnsi="Arial" w:cs="Arial"/>
-          <w:color w:val="2D3B45"/>
-          <w:sz w:val="20"/>
-          <w:szCs w:val="20"/>
-        </w:rPr>
-        <w:t>router</w:t>
-      </w:r>
-      <w:proofErr w:type="spellEnd"/>
-      <w:r>
-        <w:rPr>
-          <w:rFonts w:ascii="Arial" w:hAnsi="Arial" w:cs="Arial"/>
-          <w:color w:val="2D3B45"/>
-          <w:sz w:val="20"/>
-          <w:szCs w:val="20"/>
-        </w:rPr>
-        <w:t>(</w:t>
-      </w:r>
-      <w:proofErr w:type="spellStart"/>
-      <w:r>
-        <w:rPr>
-          <w:rFonts w:ascii="Arial" w:hAnsi="Arial" w:cs="Arial"/>
-          <w:color w:val="2D3B45"/>
-          <w:sz w:val="20"/>
-          <w:szCs w:val="20"/>
-        </w:rPr>
-        <w:t>config</w:t>
-      </w:r>
-      <w:proofErr w:type="spellEnd"/>
-      <w:r>
-        <w:rPr>
-          <w:rFonts w:ascii="Arial" w:hAnsi="Arial" w:cs="Arial"/>
-          <w:color w:val="2D3B45"/>
-          <w:sz w:val="20"/>
-          <w:szCs w:val="20"/>
-        </w:rPr>
-        <w:t>)#</w:t>
+      <w:r>
+        <w:rPr>
+          <w:rFonts w:ascii="Arial" w:hAnsi="Arial" w:cs="Arial"/>
+          <w:color w:val="2D3B45"/>
+          <w:sz w:val="20"/>
+          <w:szCs w:val="20"/>
+        </w:rPr>
+        <w:t>router(config)#</w:t>
       </w:r>
     </w:p>
     <w:p>
@@ -1424,27 +1492,7 @@
           <w:sz w:val="20"/>
           <w:szCs w:val="20"/>
         </w:rPr>
-        <w:t xml:space="preserve">¿En qué </w:t>
-      </w:r>
-      <w:proofErr w:type="spellStart"/>
-      <w:r>
-        <w:rPr>
-          <w:rFonts w:ascii="Arial" w:hAnsi="Arial" w:cs="Arial"/>
-          <w:color w:val="2D3B45"/>
-          <w:sz w:val="20"/>
-          <w:szCs w:val="20"/>
-        </w:rPr>
-        <w:t>router</w:t>
-      </w:r>
-      <w:proofErr w:type="spellEnd"/>
-      <w:r>
-        <w:rPr>
-          <w:rFonts w:ascii="Arial" w:hAnsi="Arial" w:cs="Arial"/>
-          <w:color w:val="2D3B45"/>
-          <w:sz w:val="20"/>
-          <w:szCs w:val="20"/>
-        </w:rPr>
-        <w:t xml:space="preserve"> instalarás esta lista de control de acceso? </w:t>
+        <w:t xml:space="preserve">¿En qué router instalarás esta lista de control de acceso? </w:t>
       </w:r>
     </w:p>
     <w:p>
@@ -1540,34 +1588,7 @@
           <w:sz w:val="20"/>
           <w:szCs w:val="20"/>
         </w:rPr>
-        <w:t>Diseña una lista de control de acceso extendida</w:t>
-      </w:r>
-      <w:r>
-        <w:rPr>
-          <w:rFonts w:ascii="Arial" w:hAnsi="Arial" w:cs="Arial"/>
-          <w:color w:val="2D3B45"/>
-          <w:sz w:val="20"/>
-          <w:szCs w:val="20"/>
-        </w:rPr>
-        <w:t xml:space="preserve"> </w:t>
-      </w:r>
-      <w:r>
-        <w:rPr>
-          <w:rFonts w:ascii="Arial" w:hAnsi="Arial" w:cs="Arial"/>
-          <w:color w:val="2D3B45"/>
-          <w:sz w:val="20"/>
-          <w:szCs w:val="20"/>
-        </w:rPr>
-        <w:t>para que la sección de</w:t>
-      </w:r>
-      <w:r>
-        <w:rPr>
-          <w:rFonts w:ascii="Arial" w:hAnsi="Arial" w:cs="Arial"/>
-          <w:color w:val="2D3B45"/>
-          <w:sz w:val="20"/>
-          <w:szCs w:val="20"/>
-        </w:rPr>
-        <w:t xml:space="preserve"> </w:t>
+        <w:t xml:space="preserve">Diseña una lista de control de </w:t>
       </w:r>
       <w:r>
         <w:rPr>
@@ -1578,7 +1599,7 @@
           <w:sz w:val="20"/>
           <w:szCs w:val="20"/>
         </w:rPr>
-        <w:t>Alumnos</w:t>
+        <w:t>acceso extendida</w:t>
       </w:r>
       <w:r>
         <w:rPr>
@@ -1596,7 +1617,25 @@
           <w:sz w:val="20"/>
           <w:szCs w:val="20"/>
         </w:rPr>
-        <w:t>no pueda acceder al</w:t>
+        <w:t>para que l</w:t>
+      </w:r>
+      <w:r>
+        <w:rPr>
+          <w:rFonts w:ascii="Arial" w:hAnsi="Arial" w:cs="Arial"/>
+          <w:color w:val="2D3B45"/>
+          <w:sz w:val="20"/>
+          <w:szCs w:val="20"/>
+        </w:rPr>
+        <w:t>os dispositivos terminales de la subred</w:t>
+      </w:r>
+      <w:r>
+        <w:rPr>
+          <w:rFonts w:ascii="Arial" w:hAnsi="Arial" w:cs="Arial"/>
+          <w:color w:val="2D3B45"/>
+          <w:sz w:val="20"/>
+          <w:szCs w:val="20"/>
+        </w:rPr>
+        <w:t xml:space="preserve"> de</w:t>
       </w:r>
       <w:r>
         <w:rPr>
@@ -1616,7 +1655,96 @@
           <w:sz w:val="20"/>
           <w:szCs w:val="20"/>
         </w:rPr>
-        <w:t>servidor de profesores</w:t>
+        <w:t>Alumnos</w:t>
+      </w:r>
+      <w:r>
+        <w:rPr>
+          <w:rFonts w:ascii="Arial" w:hAnsi="Arial" w:cs="Arial"/>
+          <w:color w:val="2D3B45"/>
+          <w:sz w:val="20"/>
+          <w:szCs w:val="20"/>
+        </w:rPr>
+        <w:t xml:space="preserve"> </w:t>
+      </w:r>
+      <w:r>
+        <w:rPr>
+          <w:rFonts w:ascii="Arial" w:hAnsi="Arial" w:cs="Arial"/>
+          <w:color w:val="2D3B45"/>
+          <w:sz w:val="20"/>
+          <w:szCs w:val="20"/>
+        </w:rPr>
+        <w:t>no pueda</w:t>
+      </w:r>
+      <w:r>
+        <w:rPr>
+          <w:rFonts w:ascii="Arial" w:hAnsi="Arial" w:cs="Arial"/>
+          <w:color w:val="2D3B45"/>
+          <w:sz w:val="20"/>
+          <w:szCs w:val="20"/>
+        </w:rPr>
+        <w:t>n</w:t>
+      </w:r>
+      <w:r>
+        <w:rPr>
+          <w:rFonts w:ascii="Arial" w:hAnsi="Arial" w:cs="Arial"/>
+          <w:color w:val="2D3B45"/>
+          <w:sz w:val="20"/>
+          <w:szCs w:val="20"/>
+        </w:rPr>
+        <w:t xml:space="preserve"> acceder al</w:t>
+      </w:r>
+      <w:r>
+        <w:rPr>
+          <w:rFonts w:ascii="Arial" w:hAnsi="Arial" w:cs="Arial"/>
+          <w:color w:val="2D3B45"/>
+          <w:sz w:val="20"/>
+          <w:szCs w:val="20"/>
+        </w:rPr>
+        <w:t xml:space="preserve"> </w:t>
+      </w:r>
+      <w:r>
+        <w:rPr>
+          <w:rFonts w:ascii="Arial" w:hAnsi="Arial" w:cs="Arial"/>
+          <w:b/>
+          <w:bCs/>
+          <w:color w:val="2D3B45"/>
+          <w:sz w:val="20"/>
+          <w:szCs w:val="20"/>
+        </w:rPr>
+        <w:t xml:space="preserve">servidor de </w:t>
+      </w:r>
+      <w:r>
+        <w:rPr>
+          <w:rFonts w:ascii="Arial" w:hAnsi="Arial" w:cs="Arial"/>
+          <w:b/>
+          <w:bCs/>
+          <w:color w:val="2D3B45"/>
+          <w:sz w:val="20"/>
+          <w:szCs w:val="20"/>
+        </w:rPr>
+        <w:t>“P</w:t>
+      </w:r>
+      <w:r>
+        <w:rPr>
+          <w:rFonts w:ascii="Arial" w:hAnsi="Arial" w:cs="Arial"/>
+          <w:b/>
+          <w:bCs/>
+          <w:color w:val="2D3B45"/>
+          <w:sz w:val="20"/>
+          <w:szCs w:val="20"/>
+        </w:rPr>
+        <w:t>rofesores</w:t>
+      </w:r>
+      <w:r>
+        <w:rPr>
+          <w:rFonts w:ascii="Arial" w:hAnsi="Arial" w:cs="Arial"/>
+          <w:b/>
+          <w:bCs/>
+          <w:color w:val="2D3B45"/>
+          <w:sz w:val="20"/>
+          <w:szCs w:val="20"/>
+        </w:rPr>
+        <w:t>”</w:t>
       </w:r>
       <w:r>
         <w:rPr>
@@ -1769,45 +1897,14 @@
           <w:szCs w:val="20"/>
         </w:rPr>
       </w:pPr>
-      <w:proofErr w:type="spellStart"/>
-      <w:r>
-        <w:rPr>
-          <w:rFonts w:ascii="Arial" w:hAnsi="Arial" w:cs="Arial"/>
-          <w:color w:val="2D3B45"/>
-          <w:sz w:val="20"/>
-          <w:szCs w:val="20"/>
-        </w:rPr>
-        <w:t>router</w:t>
-      </w:r>
-      <w:proofErr w:type="spellEnd"/>
-      <w:r>
-        <w:rPr>
-          <w:rFonts w:ascii="Arial" w:hAnsi="Arial" w:cs="Arial"/>
-          <w:color w:val="2D3B45"/>
-          <w:sz w:val="20"/>
-          <w:szCs w:val="20"/>
-        </w:rPr>
-        <w:t>(</w:t>
-      </w:r>
-      <w:proofErr w:type="spellStart"/>
-      <w:r>
-        <w:rPr>
-          <w:rFonts w:ascii="Arial" w:hAnsi="Arial" w:cs="Arial"/>
-          <w:color w:val="2D3B45"/>
-          <w:sz w:val="20"/>
-          <w:szCs w:val="20"/>
-        </w:rPr>
-        <w:t>config</w:t>
-      </w:r>
-      <w:proofErr w:type="spellEnd"/>
-      <w:r>
-        <w:rPr>
-          <w:rFonts w:ascii="Arial" w:hAnsi="Arial" w:cs="Arial"/>
-          <w:color w:val="2D3B45"/>
-          <w:sz w:val="20"/>
-          <w:szCs w:val="20"/>
-        </w:rPr>
-        <w:t>)#</w:t>
+      <w:r>
+        <w:rPr>
+          <w:rFonts w:ascii="Arial" w:hAnsi="Arial" w:cs="Arial"/>
+          <w:color w:val="2D3B45"/>
+          <w:sz w:val="20"/>
+          <w:szCs w:val="20"/>
+        </w:rPr>
+        <w:t>router(config)#</w:t>
       </w:r>
     </w:p>
     <w:p>
@@ -1846,27 +1943,7 @@
           <w:sz w:val="20"/>
           <w:szCs w:val="20"/>
         </w:rPr>
-        <w:t xml:space="preserve">¿En qué </w:t>
-      </w:r>
-      <w:proofErr w:type="spellStart"/>
-      <w:r>
-        <w:rPr>
-          <w:rFonts w:ascii="Arial" w:hAnsi="Arial" w:cs="Arial"/>
-          <w:color w:val="2D3B45"/>
-          <w:sz w:val="20"/>
-          <w:szCs w:val="20"/>
-        </w:rPr>
-        <w:t>router</w:t>
-      </w:r>
-      <w:proofErr w:type="spellEnd"/>
-      <w:r>
-        <w:rPr>
-          <w:rFonts w:ascii="Arial" w:hAnsi="Arial" w:cs="Arial"/>
-          <w:color w:val="2D3B45"/>
-          <w:sz w:val="20"/>
-          <w:szCs w:val="20"/>
-        </w:rPr>
-        <w:t xml:space="preserve"> instalarás esta lista de control de acceso? </w:t>
+        <w:t xml:space="preserve">¿En qué router instalarás esta lista de control de acceso? </w:t>
       </w:r>
     </w:p>
     <w:p>
@@ -2150,45 +2227,14 @@
           <w:szCs w:val="20"/>
         </w:rPr>
       </w:pPr>
-      <w:proofErr w:type="spellStart"/>
-      <w:r>
-        <w:rPr>
-          <w:rFonts w:ascii="Arial" w:hAnsi="Arial" w:cs="Arial"/>
-          <w:color w:val="2D3B45"/>
-          <w:sz w:val="20"/>
-          <w:szCs w:val="20"/>
-        </w:rPr>
-        <w:t>router</w:t>
-      </w:r>
-      <w:proofErr w:type="spellEnd"/>
-      <w:r>
-        <w:rPr>
-          <w:rFonts w:ascii="Arial" w:hAnsi="Arial" w:cs="Arial"/>
-          <w:color w:val="2D3B45"/>
-          <w:sz w:val="20"/>
-          <w:szCs w:val="20"/>
-        </w:rPr>
-        <w:t>(</w:t>
-      </w:r>
-      <w:proofErr w:type="spellStart"/>
-      <w:r>
-        <w:rPr>
-          <w:rFonts w:ascii="Arial" w:hAnsi="Arial" w:cs="Arial"/>
-          <w:color w:val="2D3B45"/>
-          <w:sz w:val="20"/>
-          <w:szCs w:val="20"/>
-        </w:rPr>
-        <w:t>config</w:t>
-      </w:r>
-      <w:proofErr w:type="spellEnd"/>
-      <w:r>
-        <w:rPr>
-          <w:rFonts w:ascii="Arial" w:hAnsi="Arial" w:cs="Arial"/>
-          <w:color w:val="2D3B45"/>
-          <w:sz w:val="20"/>
-          <w:szCs w:val="20"/>
-        </w:rPr>
-        <w:t>)#</w:t>
+      <w:r>
+        <w:rPr>
+          <w:rFonts w:ascii="Arial" w:hAnsi="Arial" w:cs="Arial"/>
+          <w:color w:val="2D3B45"/>
+          <w:sz w:val="20"/>
+          <w:szCs w:val="20"/>
+        </w:rPr>
+        <w:t>router(config)#</w:t>
       </w:r>
     </w:p>
     <w:p>
@@ -2227,27 +2273,7 @@
           <w:sz w:val="20"/>
           <w:szCs w:val="20"/>
         </w:rPr>
-        <w:t xml:space="preserve">¿En qué </w:t>
-      </w:r>
-      <w:proofErr w:type="spellStart"/>
-      <w:r>
-        <w:rPr>
-          <w:rFonts w:ascii="Arial" w:hAnsi="Arial" w:cs="Arial"/>
-          <w:color w:val="2D3B45"/>
-          <w:sz w:val="20"/>
-          <w:szCs w:val="20"/>
-        </w:rPr>
-        <w:t>router</w:t>
-      </w:r>
-      <w:proofErr w:type="spellEnd"/>
-      <w:r>
-        <w:rPr>
-          <w:rFonts w:ascii="Arial" w:hAnsi="Arial" w:cs="Arial"/>
-          <w:color w:val="2D3B45"/>
-          <w:sz w:val="20"/>
-          <w:szCs w:val="20"/>
-        </w:rPr>
-        <w:t xml:space="preserve"> instalarás esta lista de control de acceso? </w:t>
+        <w:t xml:space="preserve">¿En qué router instalarás esta lista de control de acceso? </w:t>
       </w:r>
     </w:p>
     <w:p>
@@ -2313,7 +2339,7 @@
 </file>
 
 <file path=word/numbering.xml><?xml version="1.0" encoding="utf-8"?>
-<w:numbering xmlns:wpc="http://schemas.microsoft.com/office/word/2010/wordprocessingCanvas" xmlns:cx="http://schemas.microsoft.com/office/drawing/2014/chartex" xmlns:cx1="http://schemas.microsoft.com/office/drawing/2015/9/8/chartex" xmlns:cx2="http://schemas.microsoft.com/office/drawing/2015/10/21/chartex" xmlns:cx3="http://schemas.microsoft.com/office/drawing/2016/5/9/chartex" xmlns:cx4="http://schemas.microsoft.com/office/drawing/2016/5/10/chartex" xmlns:cx5="http://schemas.microsoft.com/office/drawing/2016/5/11/chartex" xmlns:cx6="http://schemas.microsoft.com/office/drawing/2016/5/12/chartex" xmlns:cx7="http://schemas.microsoft.com/office/drawing/2016/5/13/chartex" xmlns:cx8="http://schemas.microsoft.com/office/drawing/2016/5/14/chartex" xmlns:mc="http://schemas.openxmlformats.org/markup-compatibility/2006" xmlns:aink="http://schemas.microsoft.com/office/drawing/2016/ink" xmlns:am3d="http://schemas.microsoft.com/office/drawing/2017/model3d" xmlns:o="urn:schemas-microsoft-com:office:office" xmlns:oel="http://schemas.microsoft.com/office/2019/extlst" xmlns:r="http://schemas.openxmlformats.org/officeDocument/2006/relationships" xmlns:m="http://schemas.openxmlformats.org/officeDocument/2006/math" xmlns:v="urn:schemas-microsoft-com:vml" xmlns:wp14="http://schemas.microsoft.com/office/word/2010/wordprocessingDrawing" xmlns:wp="http://schemas.openxmlformats.org/drawingml/2006/wordprocessingDrawing" xmlns:w10="urn:schemas-microsoft-com:office:word" xmlns:w="http://schemas.openxmlformats.org/wordprocessingml/2006/main" xmlns:w14="http://schemas.microsoft.com/office/word/2010/wordml" xmlns:w15="http://schemas.microsoft.com/office/word/2012/wordml" xmlns:w16cex="http://schemas.microsoft.com/office/word/2018/wordml/cex" xmlns:w16cid="http://schemas.microsoft.com/office/word/2016/wordml/cid" xmlns:w16="http://schemas.microsoft.com/office/word/2018/wordml" xmlns:w16du="http://schemas.microsoft.com/office/word/2023/wordml/word16du" xmlns:w16sdtdh="http://schemas.microsoft.com/office/word/2020/wordml/sdtdatahash" xmlns:w16se="http://schemas.microsoft.com/office/word/2015/wordml/symex" xmlns:wpg="http://schemas.microsoft.com/office/word/2010/wordprocessingGroup" xmlns:wpi="http://schemas.microsoft.com/office/word/2010/wordprocessingInk" xmlns:wne="http://schemas.microsoft.com/office/word/2006/wordml" xmlns:wps="http://schemas.microsoft.com/office/word/2010/wordprocessingShape" mc:Ignorable="w14 w15 w16se w16cid w16 w16cex w16sdtdh w16du wp14">
+<w:numbering xmlns:wpc="http://schemas.microsoft.com/office/word/2010/wordprocessingCanvas" xmlns:cx="http://schemas.microsoft.com/office/drawing/2014/chartex" xmlns:cx1="http://schemas.microsoft.com/office/drawing/2015/9/8/chartex" xmlns:cx2="http://schemas.microsoft.com/office/drawing/2015/10/21/chartex" xmlns:cx3="http://schemas.microsoft.com/office/drawing/2016/5/9/chartex" xmlns:cx4="http://schemas.microsoft.com/office/drawing/2016/5/10/chartex" xmlns:cx5="http://schemas.microsoft.com/office/drawing/2016/5/11/chartex" xmlns:cx6="http://schemas.microsoft.com/office/drawing/2016/5/12/chartex" xmlns:cx7="http://schemas.microsoft.com/office/drawing/2016/5/13/chartex" xmlns:cx8="http://schemas.microsoft.com/office/drawing/2016/5/14/chartex" xmlns:mc="http://schemas.openxmlformats.org/markup-compatibility/2006" xmlns:aink="http://schemas.microsoft.com/office/drawing/2016/ink" xmlns:am3d="http://schemas.microsoft.com/office/drawing/2017/model3d" xmlns:o="urn:schemas-microsoft-com:office:office" xmlns:oel="http://schemas.microsoft.com/office/2019/extlst" xmlns:r="http://schemas.openxmlformats.org/officeDocument/2006/relationships" xmlns:m="http://schemas.openxmlformats.org/officeDocument/2006/math" xmlns:v="urn:schemas-microsoft-com:vml" xmlns:wp14="http://schemas.microsoft.com/office/word/2010/wordprocessingDrawing" xmlns:wp="http://schemas.openxmlformats.org/drawingml/2006/wordprocessingDrawing" xmlns:w10="urn:schemas-microsoft-com:office:word" xmlns:w="http://schemas.openxmlformats.org/wordprocessingml/2006/main" xmlns:w14="http://schemas.microsoft.com/office/word/2010/wordml" xmlns:w15="http://schemas.microsoft.com/office/word/2012/wordml" xmlns:w16cex="http://schemas.microsoft.com/office/word/2018/wordml/cex" xmlns:w16cid="http://schemas.microsoft.com/office/word/2016/wordml/cid" xmlns:w16="http://schemas.microsoft.com/office/word/2018/wordml" xmlns:w16du="http://schemas.microsoft.com/office/word/2023/wordml/word16du" xmlns:w16sdtdh="http://schemas.microsoft.com/office/word/2020/wordml/sdtdatahash" xmlns:w16sdtfl="http://schemas.microsoft.com/office/word/2024/wordml/sdtformatlock" xmlns:w16se="http://schemas.microsoft.com/office/word/2015/wordml/symex" xmlns:wpg="http://schemas.microsoft.com/office/word/2010/wordprocessingGroup" xmlns:wpi="http://schemas.microsoft.com/office/word/2010/wordprocessingInk" xmlns:wne="http://schemas.microsoft.com/office/word/2006/wordml" xmlns:wps="http://schemas.microsoft.com/office/word/2010/wordprocessingShape" mc:Ignorable="w14 w15 w16se w16cid w16 w16cex w16sdtdh w16sdtfl w16du wp14">
   <w:abstractNum w:abstractNumId="0" w15:restartNumberingAfterBreak="0">
     <w:nsid w:val="0AD70688"/>
     <w:multiLevelType w:val="hybridMultilevel"/>
@@ -3881,7 +3907,7 @@
 </file>
 
 <file path=word/styles.xml><?xml version="1.0" encoding="utf-8"?>
-<w:styles xmlns:mc="http://schemas.openxmlformats.org/markup-compatibility/2006" xmlns:r="http://schemas.openxmlformats.org/officeDocument/2006/relationships" xmlns:w="http://schemas.openxmlformats.org/wordprocessingml/2006/main" xmlns:w14="http://schemas.microsoft.com/office/word/2010/wordml" xmlns:w15="http://schemas.microsoft.com/office/word/2012/wordml" xmlns:w16cex="http://schemas.microsoft.com/office/word/2018/wordml/cex" xmlns:w16cid="http://schemas.microsoft.com/office/word/2016/wordml/cid" xmlns:w16="http://schemas.microsoft.com/office/word/2018/wordml" xmlns:w16du="http://schemas.microsoft.com/office/word/2023/wordml/word16du" xmlns:w16sdtdh="http://schemas.microsoft.com/office/word/2020/wordml/sdtdatahash" xmlns:w16se="http://schemas.microsoft.com/office/word/2015/wordml/symex" mc:Ignorable="w14 w15 w16se w16cid w16 w16cex w16sdtdh w16du">
+<w:styles xmlns:mc="http://schemas.openxmlformats.org/markup-compatibility/2006" xmlns:r="http://schemas.openxmlformats.org/officeDocument/2006/relationships" xmlns:w="http://schemas.openxmlformats.org/wordprocessingml/2006/main" xmlns:w14="http://schemas.microsoft.com/office/word/2010/wordml" xmlns:w15="http://schemas.microsoft.com/office/word/2012/wordml" xmlns:w16cex="http://schemas.microsoft.com/office/word/2018/wordml/cex" xmlns:w16cid="http://schemas.microsoft.com/office/word/2016/wordml/cid" xmlns:w16="http://schemas.microsoft.com/office/word/2018/wordml" xmlns:w16du="http://schemas.microsoft.com/office/word/2023/wordml/word16du" xmlns:w16sdtdh="http://schemas.microsoft.com/office/word/2020/wordml/sdtdatahash" xmlns:w16sdtfl="http://schemas.microsoft.com/office/word/2024/wordml/sdtformatlock" xmlns:w16se="http://schemas.microsoft.com/office/word/2015/wordml/symex" mc:Ignorable="w14 w15 w16se w16cid w16 w16cex w16sdtdh w16sdtfl w16du">
   <w:docDefaults>
     <w:rPrDefault>
       <w:rPr>
@@ -4276,7 +4302,7 @@
       <w:lang w:val="es-ES" w:eastAsia="es-ES"/>
     </w:rPr>
   </w:style>
-  <w:style w:type="paragraph" w:styleId="Heading1">
+  <w:style w:type="paragraph" w:styleId="Ttulo1">
     <w:name w:val="heading 1"/>
     <w:basedOn w:val="Normal"/>
     <w:next w:val="Normal"/>
@@ -4292,11 +4318,11 @@
       <w:sz w:val="24"/>
     </w:rPr>
   </w:style>
-  <w:style w:type="paragraph" w:styleId="Heading4">
+  <w:style w:type="paragraph" w:styleId="Ttulo4">
     <w:name w:val="heading 4"/>
     <w:basedOn w:val="Normal"/>
     <w:next w:val="Normal"/>
-    <w:link w:val="Heading4Char"/>
+    <w:link w:val="Ttulo4Car"/>
     <w:uiPriority w:val="9"/>
     <w:unhideWhenUsed/>
     <w:qFormat/>
@@ -4314,13 +4340,12 @@
       <w:color w:val="2E74B5" w:themeColor="accent1" w:themeShade="BF"/>
     </w:rPr>
   </w:style>
-  <w:style w:type="character" w:default="1" w:styleId="DefaultParagraphFont">
+  <w:style w:type="character" w:default="1" w:styleId="Fuentedeprrafopredeter">
     <w:name w:val="Default Paragraph Font"/>
     <w:uiPriority w:val="1"/>
-    <w:semiHidden/>
     <w:unhideWhenUsed/>
   </w:style>
-  <w:style w:type="table" w:default="1" w:styleId="TableNormal">
+  <w:style w:type="table" w:default="1" w:styleId="Tablanormal">
     <w:name w:val="Normal Table"/>
     <w:uiPriority w:val="99"/>
     <w:semiHidden/>
@@ -4335,37 +4360,37 @@
       </w:tblCellMar>
     </w:tblPr>
   </w:style>
-  <w:style w:type="numbering" w:default="1" w:styleId="NoList">
+  <w:style w:type="numbering" w:default="1" w:styleId="Sinlista">
     <w:name w:val="No List"/>
     <w:uiPriority w:val="99"/>
     <w:semiHidden/>
     <w:unhideWhenUsed/>
   </w:style>
-  <w:style w:type="character" w:styleId="Hyperlink">
+  <w:style w:type="character" w:styleId="Hipervnculo">
     <w:name w:val="Hyperlink"/>
     <w:rPr>
       <w:color w:val="0000FF"/>
       <w:u w:val="single"/>
     </w:rPr>
   </w:style>
-  <w:style w:type="paragraph" w:styleId="BodyText">
+  <w:style w:type="paragraph" w:styleId="Textoindependiente">
     <w:name w:val="Body Text"/>
     <w:basedOn w:val="Normal"/>
     <w:rPr>
       <w:color w:val="0000FF"/>
     </w:rPr>
   </w:style>
-  <w:style w:type="character" w:styleId="FollowedHyperlink">
+  <w:style w:type="character" w:styleId="Hipervnculovisitado">
     <w:name w:val="FollowedHyperlink"/>
     <w:rPr>
       <w:color w:val="800080"/>
       <w:u w:val="single"/>
     </w:rPr>
   </w:style>
-  <w:style w:type="paragraph" w:styleId="BalloonText">
+  <w:style w:type="paragraph" w:styleId="Textodeglobo">
     <w:name w:val="Balloon Text"/>
     <w:basedOn w:val="Normal"/>
-    <w:link w:val="BalloonTextChar"/>
+    <w:link w:val="TextodegloboCar"/>
     <w:uiPriority w:val="99"/>
     <w:semiHidden/>
     <w:unhideWhenUsed/>
@@ -4376,9 +4401,9 @@
       <w:szCs w:val="16"/>
     </w:rPr>
   </w:style>
-  <w:style w:type="character" w:customStyle="1" w:styleId="BalloonTextChar">
-    <w:name w:val="Balloon Text Char"/>
-    <w:link w:val="BalloonText"/>
+  <w:style w:type="character" w:customStyle="1" w:styleId="TextodegloboCar">
+    <w:name w:val="Texto de globo Car"/>
+    <w:link w:val="Textodeglobo"/>
     <w:uiPriority w:val="99"/>
     <w:semiHidden/>
     <w:rsid w:val="00D079ED"/>
@@ -4389,10 +4414,10 @@
       <w:lang w:val="es-ES" w:eastAsia="es-ES"/>
     </w:rPr>
   </w:style>
-  <w:style w:type="character" w:customStyle="1" w:styleId="Heading4Char">
-    <w:name w:val="Heading 4 Char"/>
-    <w:basedOn w:val="DefaultParagraphFont"/>
-    <w:link w:val="Heading4"/>
+  <w:style w:type="character" w:customStyle="1" w:styleId="Ttulo4Car">
+    <w:name w:val="Título 4 Car"/>
+    <w:basedOn w:val="Fuentedeprrafopredeter"/>
+    <w:link w:val="Ttulo4"/>
     <w:uiPriority w:val="9"/>
     <w:rsid w:val="00CA2AB1"/>
     <w:rPr>
@@ -4403,9 +4428,9 @@
       <w:lang w:val="es-ES" w:eastAsia="es-ES"/>
     </w:rPr>
   </w:style>
-  <w:style w:type="table" w:styleId="TableGrid">
+  <w:style w:type="table" w:styleId="Tablaconcuadrcula">
     <w:name w:val="Table Grid"/>
-    <w:basedOn w:val="TableNormal"/>
+    <w:basedOn w:val="Tablanormal"/>
     <w:uiPriority w:val="39"/>
     <w:rsid w:val="00E03363"/>
     <w:rPr>
@@ -4480,7 +4505,7 @@
       <w:lang w:val="en-US" w:eastAsia="en-US"/>
     </w:rPr>
   </w:style>
-  <w:style w:type="paragraph" w:styleId="ListParagraph">
+  <w:style w:type="paragraph" w:styleId="Prrafodelista">
     <w:name w:val="List Paragraph"/>
     <w:basedOn w:val="Normal"/>
     <w:uiPriority w:val="34"/>
@@ -4494,7 +4519,7 @@
   <w:style w:type="paragraph" w:customStyle="1" w:styleId="Task">
     <w:name w:val="Task"/>
     <w:basedOn w:val="Normal"/>
-    <w:next w:val="BodyText"/>
+    <w:next w:val="Textoindependiente"/>
     <w:rsid w:val="00244F6E"/>
     <w:pPr>
       <w:keepNext/>
@@ -4524,9 +4549,9 @@
       <w:lang w:val="en-US" w:eastAsia="en-US"/>
     </w:rPr>
   </w:style>
-  <w:style w:type="character" w:styleId="Strong">
+  <w:style w:type="character" w:styleId="Fuerte">
     <w:name w:val="Strong"/>
-    <w:basedOn w:val="DefaultParagraphFont"/>
+    <w:basedOn w:val="Fuentedeprrafopredeter"/>
     <w:uiPriority w:val="22"/>
     <w:qFormat/>
     <w:rsid w:val="00233174"/>
@@ -4552,7 +4577,7 @@
   </w:style>
   <w:style w:type="character" w:customStyle="1" w:styleId="instructurefileholder">
     <w:name w:val="instructure_file_holder"/>
-    <w:basedOn w:val="DefaultParagraphFont"/>
+    <w:basedOn w:val="Fuentedeprrafopredeter"/>
     <w:rsid w:val="00233174"/>
   </w:style>
 </w:styles>

--- a/CalendarioAgo26/Ejercicios/E9_ACLs/Ejer9_ACLs.docx
+++ b/CalendarioAgo26/Ejercicios/E9_ACLs/Ejer9_ACLs.docx
@@ -323,7 +323,67 @@
           <w:iCs w:val="0"/>
           <w:color w:val="auto"/>
         </w:rPr>
-        <w:t>En la realización de estos ejercicios debes considerar como independiente cada una de las ACLs. Para probar las ACLs en PT se te recomienda desactivar las ACLs previas a cada inciso.</w:t>
+        <w:t xml:space="preserve">En la realización de estos ejercicios debes considerar como independiente cada una de las </w:t>
+      </w:r>
+      <w:proofErr w:type="spellStart"/>
+      <w:r>
+        <w:rPr>
+          <w:rFonts w:ascii="Arial" w:eastAsia="Times New Roman" w:hAnsi="Arial" w:cs="Arial"/>
+          <w:i w:val="0"/>
+          <w:iCs w:val="0"/>
+          <w:color w:val="auto"/>
+        </w:rPr>
+        <w:t>ACLs</w:t>
+      </w:r>
+      <w:proofErr w:type="spellEnd"/>
+      <w:r>
+        <w:rPr>
+          <w:rFonts w:ascii="Arial" w:eastAsia="Times New Roman" w:hAnsi="Arial" w:cs="Arial"/>
+          <w:i w:val="0"/>
+          <w:iCs w:val="0"/>
+          <w:color w:val="auto"/>
+        </w:rPr>
+        <w:t xml:space="preserve">. Para probar las </w:t>
+      </w:r>
+      <w:proofErr w:type="spellStart"/>
+      <w:r>
+        <w:rPr>
+          <w:rFonts w:ascii="Arial" w:eastAsia="Times New Roman" w:hAnsi="Arial" w:cs="Arial"/>
+          <w:i w:val="0"/>
+          <w:iCs w:val="0"/>
+          <w:color w:val="auto"/>
+        </w:rPr>
+        <w:t>ACLs</w:t>
+      </w:r>
+      <w:proofErr w:type="spellEnd"/>
+      <w:r>
+        <w:rPr>
+          <w:rFonts w:ascii="Arial" w:eastAsia="Times New Roman" w:hAnsi="Arial" w:cs="Arial"/>
+          <w:i w:val="0"/>
+          <w:iCs w:val="0"/>
+          <w:color w:val="auto"/>
+        </w:rPr>
+        <w:t xml:space="preserve"> en PT se te recomienda desactivar las </w:t>
+      </w:r>
+      <w:proofErr w:type="spellStart"/>
+      <w:r>
+        <w:rPr>
+          <w:rFonts w:ascii="Arial" w:eastAsia="Times New Roman" w:hAnsi="Arial" w:cs="Arial"/>
+          <w:i w:val="0"/>
+          <w:iCs w:val="0"/>
+          <w:color w:val="auto"/>
+        </w:rPr>
+        <w:t>ACLs</w:t>
+      </w:r>
+      <w:proofErr w:type="spellEnd"/>
+      <w:r>
+        <w:rPr>
+          <w:rFonts w:ascii="Arial" w:eastAsia="Times New Roman" w:hAnsi="Arial" w:cs="Arial"/>
+          <w:i w:val="0"/>
+          <w:iCs w:val="0"/>
+          <w:color w:val="auto"/>
+        </w:rPr>
+        <w:t xml:space="preserve"> previas a cada inciso.</w:t>
       </w:r>
     </w:p>
     <w:p>
@@ -543,18 +603,16 @@
           <w:sz w:val="20"/>
           <w:szCs w:val="20"/>
         </w:rPr>
-        <w:t xml:space="preserve">Diseña una lista de control de </w:t>
-      </w:r>
-      <w:r>
-        <w:rPr>
-          <w:rFonts w:ascii="Arial" w:hAnsi="Arial" w:cs="Arial"/>
-          <w:b/>
-          <w:bCs/>
-          <w:color w:val="2D3B45"/>
-          <w:sz w:val="20"/>
-          <w:szCs w:val="20"/>
-        </w:rPr>
-        <w:t>acceso extendida</w:t>
+        <w:t xml:space="preserve">Diseña una lista de control </w:t>
+      </w:r>
+      <w:r>
+        <w:rPr>
+          <w:rFonts w:ascii="Arial" w:hAnsi="Arial" w:cs="Arial"/>
+          <w:color w:val="2D3B45"/>
+          <w:sz w:val="20"/>
+          <w:szCs w:val="20"/>
+        </w:rPr>
+        <w:t>de acceso extendida</w:t>
       </w:r>
       <w:r>
         <w:rPr>
@@ -857,14 +915,45 @@
           <w:szCs w:val="20"/>
         </w:rPr>
       </w:pPr>
-      <w:r>
-        <w:rPr>
-          <w:rFonts w:ascii="Arial" w:hAnsi="Arial" w:cs="Arial"/>
-          <w:color w:val="2D3B45"/>
-          <w:sz w:val="20"/>
-          <w:szCs w:val="20"/>
-        </w:rPr>
-        <w:t>router(config)#</w:t>
+      <w:proofErr w:type="spellStart"/>
+      <w:r>
+        <w:rPr>
+          <w:rFonts w:ascii="Arial" w:hAnsi="Arial" w:cs="Arial"/>
+          <w:color w:val="2D3B45"/>
+          <w:sz w:val="20"/>
+          <w:szCs w:val="20"/>
+        </w:rPr>
+        <w:t>router</w:t>
+      </w:r>
+      <w:proofErr w:type="spellEnd"/>
+      <w:r>
+        <w:rPr>
+          <w:rFonts w:ascii="Arial" w:hAnsi="Arial" w:cs="Arial"/>
+          <w:color w:val="2D3B45"/>
+          <w:sz w:val="20"/>
+          <w:szCs w:val="20"/>
+        </w:rPr>
+        <w:t>(</w:t>
+      </w:r>
+      <w:proofErr w:type="spellStart"/>
+      <w:r>
+        <w:rPr>
+          <w:rFonts w:ascii="Arial" w:hAnsi="Arial" w:cs="Arial"/>
+          <w:color w:val="2D3B45"/>
+          <w:sz w:val="20"/>
+          <w:szCs w:val="20"/>
+        </w:rPr>
+        <w:t>config</w:t>
+      </w:r>
+      <w:proofErr w:type="spellEnd"/>
+      <w:r>
+        <w:rPr>
+          <w:rFonts w:ascii="Arial" w:hAnsi="Arial" w:cs="Arial"/>
+          <w:color w:val="2D3B45"/>
+          <w:sz w:val="20"/>
+          <w:szCs w:val="20"/>
+        </w:rPr>
+        <w:t>)#</w:t>
       </w:r>
     </w:p>
     <w:p>
@@ -903,7 +992,27 @@
           <w:sz w:val="20"/>
           <w:szCs w:val="20"/>
         </w:rPr>
-        <w:t xml:space="preserve">¿En qué router instalarás esta lista de control de acceso? </w:t>
+        <w:t xml:space="preserve">¿En qué </w:t>
+      </w:r>
+      <w:proofErr w:type="spellStart"/>
+      <w:r>
+        <w:rPr>
+          <w:rFonts w:ascii="Arial" w:hAnsi="Arial" w:cs="Arial"/>
+          <w:color w:val="2D3B45"/>
+          <w:sz w:val="20"/>
+          <w:szCs w:val="20"/>
+        </w:rPr>
+        <w:t>router</w:t>
+      </w:r>
+      <w:proofErr w:type="spellEnd"/>
+      <w:r>
+        <w:rPr>
+          <w:rFonts w:ascii="Arial" w:hAnsi="Arial" w:cs="Arial"/>
+          <w:color w:val="2D3B45"/>
+          <w:sz w:val="20"/>
+          <w:szCs w:val="20"/>
+        </w:rPr>
+        <w:t xml:space="preserve"> instalarás esta lista de control de acceso? </w:t>
       </w:r>
     </w:p>
     <w:p>
@@ -955,8 +1064,20 @@
           <w:szCs w:val="20"/>
           <w:lang w:val="en-US"/>
         </w:rPr>
-        <w:t>router(config-if)#</w:t>
-      </w:r>
+        <w:t>router(config-</w:t>
+      </w:r>
+      <w:proofErr w:type="gramStart"/>
+      <w:r>
+        <w:rPr>
+          <w:rFonts w:ascii="Arial" w:hAnsi="Arial" w:cs="Arial"/>
+          <w:color w:val="2D3B45"/>
+          <w:sz w:val="20"/>
+          <w:szCs w:val="20"/>
+          <w:lang w:val="en-US"/>
+        </w:rPr>
+        <w:t>if)#</w:t>
+      </w:r>
+      <w:proofErr w:type="gramEnd"/>
     </w:p>
     <w:p>
       <w:pPr>
@@ -1163,40 +1284,49 @@
       <w:r>
         <w:rPr>
           <w:rFonts w:ascii="Arial" w:hAnsi="Arial" w:cs="Arial"/>
+          <w:color w:val="2D3B45"/>
+          <w:sz w:val="20"/>
+          <w:szCs w:val="20"/>
+        </w:rPr>
+        <w:t>acceso extendida</w:t>
+      </w:r>
+      <w:r>
+        <w:rPr>
+          <w:rFonts w:ascii="Arial" w:hAnsi="Arial" w:cs="Arial"/>
+          <w:color w:val="2D3B45"/>
+          <w:sz w:val="20"/>
+          <w:szCs w:val="20"/>
+        </w:rPr>
+        <w:t xml:space="preserve"> </w:t>
+      </w:r>
+      <w:r>
+        <w:rPr>
+          <w:rFonts w:ascii="Arial" w:hAnsi="Arial" w:cs="Arial"/>
+          <w:color w:val="2D3B45"/>
+          <w:sz w:val="20"/>
+          <w:szCs w:val="20"/>
+        </w:rPr>
+        <w:t>que</w:t>
+      </w:r>
+      <w:r>
+        <w:rPr>
+          <w:rFonts w:ascii="Arial" w:hAnsi="Arial" w:cs="Arial"/>
+          <w:color w:val="2D3B45"/>
+          <w:sz w:val="20"/>
+          <w:szCs w:val="20"/>
+        </w:rPr>
+        <w:t xml:space="preserve"> </w:t>
+      </w:r>
+      <w:r>
+        <w:rPr>
+          <w:rFonts w:ascii="Arial" w:hAnsi="Arial" w:cs="Arial"/>
           <w:b/>
           <w:bCs/>
           <w:color w:val="2D3B45"/>
           <w:sz w:val="20"/>
           <w:szCs w:val="20"/>
         </w:rPr>
-        <w:t>acceso extendida</w:t>
-      </w:r>
-      <w:r>
-        <w:rPr>
-          <w:rFonts w:ascii="Arial" w:hAnsi="Arial" w:cs="Arial"/>
-          <w:color w:val="2D3B45"/>
-          <w:sz w:val="20"/>
-          <w:szCs w:val="20"/>
-        </w:rPr>
-        <w:t xml:space="preserve"> </w:t>
-      </w:r>
-      <w:r>
-        <w:rPr>
-          <w:rFonts w:ascii="Arial" w:hAnsi="Arial" w:cs="Arial"/>
-          <w:color w:val="2D3B45"/>
-          <w:sz w:val="20"/>
-          <w:szCs w:val="20"/>
-        </w:rPr>
-        <w:t>que</w:t>
-      </w:r>
-      <w:r>
-        <w:rPr>
-          <w:rFonts w:ascii="Arial" w:hAnsi="Arial" w:cs="Arial"/>
-          <w:color w:val="2D3B45"/>
-          <w:sz w:val="20"/>
-          <w:szCs w:val="20"/>
-        </w:rPr>
-        <w:t xml:space="preserve"> </w:t>
+        <w:t>imp</w:t>
       </w:r>
       <w:r>
         <w:rPr>
@@ -1207,7 +1337,7 @@
           <w:sz w:val="20"/>
           <w:szCs w:val="20"/>
         </w:rPr>
-        <w:t>imp</w:t>
+        <w:t>ida</w:t>
       </w:r>
       <w:r>
         <w:rPr>
@@ -1218,7 +1348,34 @@
           <w:sz w:val="20"/>
           <w:szCs w:val="20"/>
         </w:rPr>
-        <w:t>ida</w:t>
+        <w:t xml:space="preserve"> </w:t>
+      </w:r>
+      <w:r>
+        <w:rPr>
+          <w:rFonts w:ascii="Arial" w:hAnsi="Arial" w:cs="Arial"/>
+          <w:color w:val="2D3B45"/>
+          <w:sz w:val="20"/>
+          <w:szCs w:val="20"/>
+        </w:rPr>
+        <w:t>que l</w:t>
+      </w:r>
+      <w:r>
+        <w:rPr>
+          <w:rFonts w:ascii="Arial" w:hAnsi="Arial" w:cs="Arial"/>
+          <w:color w:val="2D3B45"/>
+          <w:sz w:val="20"/>
+          <w:szCs w:val="20"/>
+        </w:rPr>
+        <w:t>os dispositivos terminales</w:t>
+      </w:r>
+      <w:r>
+        <w:rPr>
+          <w:rFonts w:ascii="Arial" w:hAnsi="Arial" w:cs="Arial"/>
+          <w:color w:val="2D3B45"/>
+          <w:sz w:val="20"/>
+          <w:szCs w:val="20"/>
+        </w:rPr>
+        <w:t xml:space="preserve"> de la subred de </w:t>
       </w:r>
       <w:r>
         <w:rPr>
@@ -1229,34 +1386,25 @@
           <w:sz w:val="20"/>
           <w:szCs w:val="20"/>
         </w:rPr>
-        <w:t xml:space="preserve"> </w:t>
-      </w:r>
-      <w:r>
-        <w:rPr>
-          <w:rFonts w:ascii="Arial" w:hAnsi="Arial" w:cs="Arial"/>
-          <w:color w:val="2D3B45"/>
-          <w:sz w:val="20"/>
-          <w:szCs w:val="20"/>
-        </w:rPr>
-        <w:t>que l</w:t>
-      </w:r>
-      <w:r>
-        <w:rPr>
-          <w:rFonts w:ascii="Arial" w:hAnsi="Arial" w:cs="Arial"/>
-          <w:color w:val="2D3B45"/>
-          <w:sz w:val="20"/>
-          <w:szCs w:val="20"/>
-        </w:rPr>
-        <w:t>os dispositivos terminales</w:t>
-      </w:r>
-      <w:r>
-        <w:rPr>
-          <w:rFonts w:ascii="Arial" w:hAnsi="Arial" w:cs="Arial"/>
-          <w:color w:val="2D3B45"/>
-          <w:sz w:val="20"/>
-          <w:szCs w:val="20"/>
-        </w:rPr>
-        <w:t xml:space="preserve"> de la subred de </w:t>
+        <w:t>Profesores</w:t>
+      </w:r>
+      <w:r>
+        <w:rPr>
+          <w:rFonts w:ascii="Arial" w:hAnsi="Arial" w:cs="Arial"/>
+          <w:color w:val="2D3B45"/>
+          <w:sz w:val="20"/>
+          <w:szCs w:val="20"/>
+        </w:rPr>
+        <w:t xml:space="preserve"> tengan </w:t>
+      </w:r>
+      <w:r>
+        <w:rPr>
+          <w:rFonts w:ascii="Arial" w:hAnsi="Arial" w:cs="Arial"/>
+          <w:color w:val="2D3B45"/>
+          <w:sz w:val="20"/>
+          <w:szCs w:val="20"/>
+        </w:rPr>
+        <w:t>acceso al</w:t>
       </w:r>
       <w:r>
         <w:rPr>
@@ -1267,16 +1415,7 @@
           <w:sz w:val="20"/>
           <w:szCs w:val="20"/>
         </w:rPr>
-        <w:t>Profesores</w:t>
-      </w:r>
-      <w:r>
-        <w:rPr>
-          <w:rFonts w:ascii="Arial" w:hAnsi="Arial" w:cs="Arial"/>
-          <w:color w:val="2D3B45"/>
-          <w:sz w:val="20"/>
-          <w:szCs w:val="20"/>
-        </w:rPr>
-        <w:t xml:space="preserve"> tengan </w:t>
+        <w:t xml:space="preserve"> serv</w:t>
       </w:r>
       <w:r>
         <w:rPr>
@@ -1287,7 +1426,7 @@
           <w:sz w:val="20"/>
           <w:szCs w:val="20"/>
         </w:rPr>
-        <w:t>acceso al serv</w:t>
+        <w:t>idor</w:t>
       </w:r>
       <w:r>
         <w:rPr>
@@ -1298,7 +1437,16 @@
           <w:sz w:val="20"/>
           <w:szCs w:val="20"/>
         </w:rPr>
-        <w:t>idor</w:t>
+        <w:t xml:space="preserve"> </w:t>
+      </w:r>
+      <w:r>
+        <w:rPr>
+          <w:rFonts w:ascii="Arial" w:hAnsi="Arial" w:cs="Arial"/>
+          <w:color w:val="2D3B45"/>
+          <w:sz w:val="20"/>
+          <w:szCs w:val="20"/>
+        </w:rPr>
+        <w:t>de</w:t>
       </w:r>
       <w:r>
         <w:rPr>
@@ -1309,7 +1457,7 @@
           <w:sz w:val="20"/>
           <w:szCs w:val="20"/>
         </w:rPr>
-        <w:t xml:space="preserve"> de </w:t>
+        <w:t xml:space="preserve"> </w:t>
       </w:r>
       <w:r>
         <w:rPr>
@@ -1446,14 +1594,45 @@
           <w:szCs w:val="20"/>
         </w:rPr>
       </w:pPr>
-      <w:r>
-        <w:rPr>
-          <w:rFonts w:ascii="Arial" w:hAnsi="Arial" w:cs="Arial"/>
-          <w:color w:val="2D3B45"/>
-          <w:sz w:val="20"/>
-          <w:szCs w:val="20"/>
-        </w:rPr>
-        <w:t>router(config)#</w:t>
+      <w:proofErr w:type="spellStart"/>
+      <w:r>
+        <w:rPr>
+          <w:rFonts w:ascii="Arial" w:hAnsi="Arial" w:cs="Arial"/>
+          <w:color w:val="2D3B45"/>
+          <w:sz w:val="20"/>
+          <w:szCs w:val="20"/>
+        </w:rPr>
+        <w:t>router</w:t>
+      </w:r>
+      <w:proofErr w:type="spellEnd"/>
+      <w:r>
+        <w:rPr>
+          <w:rFonts w:ascii="Arial" w:hAnsi="Arial" w:cs="Arial"/>
+          <w:color w:val="2D3B45"/>
+          <w:sz w:val="20"/>
+          <w:szCs w:val="20"/>
+        </w:rPr>
+        <w:t>(</w:t>
+      </w:r>
+      <w:proofErr w:type="spellStart"/>
+      <w:r>
+        <w:rPr>
+          <w:rFonts w:ascii="Arial" w:hAnsi="Arial" w:cs="Arial"/>
+          <w:color w:val="2D3B45"/>
+          <w:sz w:val="20"/>
+          <w:szCs w:val="20"/>
+        </w:rPr>
+        <w:t>config</w:t>
+      </w:r>
+      <w:proofErr w:type="spellEnd"/>
+      <w:r>
+        <w:rPr>
+          <w:rFonts w:ascii="Arial" w:hAnsi="Arial" w:cs="Arial"/>
+          <w:color w:val="2D3B45"/>
+          <w:sz w:val="20"/>
+          <w:szCs w:val="20"/>
+        </w:rPr>
+        <w:t>)#</w:t>
       </w:r>
     </w:p>
     <w:p>
@@ -1492,7 +1671,27 @@
           <w:sz w:val="20"/>
           <w:szCs w:val="20"/>
         </w:rPr>
-        <w:t xml:space="preserve">¿En qué router instalarás esta lista de control de acceso? </w:t>
+        <w:t xml:space="preserve">¿En qué </w:t>
+      </w:r>
+      <w:proofErr w:type="spellStart"/>
+      <w:r>
+        <w:rPr>
+          <w:rFonts w:ascii="Arial" w:hAnsi="Arial" w:cs="Arial"/>
+          <w:color w:val="2D3B45"/>
+          <w:sz w:val="20"/>
+          <w:szCs w:val="20"/>
+        </w:rPr>
+        <w:t>router</w:t>
+      </w:r>
+      <w:proofErr w:type="spellEnd"/>
+      <w:r>
+        <w:rPr>
+          <w:rFonts w:ascii="Arial" w:hAnsi="Arial" w:cs="Arial"/>
+          <w:color w:val="2D3B45"/>
+          <w:sz w:val="20"/>
+          <w:szCs w:val="20"/>
+        </w:rPr>
+        <w:t xml:space="preserve"> instalarás esta lista de control de acceso? </w:t>
       </w:r>
     </w:p>
     <w:p>
@@ -1544,8 +1743,20 @@
           <w:szCs w:val="20"/>
           <w:lang w:val="en-US"/>
         </w:rPr>
-        <w:t>router(config-if)#</w:t>
-      </w:r>
+        <w:t>router(config-</w:t>
+      </w:r>
+      <w:proofErr w:type="gramStart"/>
+      <w:r>
+        <w:rPr>
+          <w:rFonts w:ascii="Arial" w:hAnsi="Arial" w:cs="Arial"/>
+          <w:color w:val="2D3B45"/>
+          <w:sz w:val="20"/>
+          <w:szCs w:val="20"/>
+          <w:lang w:val="en-US"/>
+        </w:rPr>
+        <w:t>if)#</w:t>
+      </w:r>
+      <w:proofErr w:type="gramEnd"/>
     </w:p>
     <w:p>
       <w:pPr>
@@ -1593,13 +1804,67 @@
       <w:r>
         <w:rPr>
           <w:rFonts w:ascii="Arial" w:hAnsi="Arial" w:cs="Arial"/>
+          <w:color w:val="2D3B45"/>
+          <w:sz w:val="20"/>
+          <w:szCs w:val="20"/>
+        </w:rPr>
+        <w:t>acceso extendida</w:t>
+      </w:r>
+      <w:r>
+        <w:rPr>
+          <w:rFonts w:ascii="Arial" w:hAnsi="Arial" w:cs="Arial"/>
+          <w:color w:val="2D3B45"/>
+          <w:sz w:val="20"/>
+          <w:szCs w:val="20"/>
+        </w:rPr>
+        <w:t xml:space="preserve"> </w:t>
+      </w:r>
+      <w:r>
+        <w:rPr>
+          <w:rFonts w:ascii="Arial" w:hAnsi="Arial" w:cs="Arial"/>
+          <w:color w:val="2D3B45"/>
+          <w:sz w:val="20"/>
+          <w:szCs w:val="20"/>
+        </w:rPr>
+        <w:t>para que l</w:t>
+      </w:r>
+      <w:r>
+        <w:rPr>
+          <w:rFonts w:ascii="Arial" w:hAnsi="Arial" w:cs="Arial"/>
+          <w:color w:val="2D3B45"/>
+          <w:sz w:val="20"/>
+          <w:szCs w:val="20"/>
+        </w:rPr>
+        <w:t>os dispositivos terminales de la subred</w:t>
+      </w:r>
+      <w:r>
+        <w:rPr>
+          <w:rFonts w:ascii="Arial" w:hAnsi="Arial" w:cs="Arial"/>
+          <w:color w:val="2D3B45"/>
+          <w:sz w:val="20"/>
+          <w:szCs w:val="20"/>
+        </w:rPr>
+        <w:t xml:space="preserve"> de</w:t>
+      </w:r>
+      <w:r>
+        <w:rPr>
+          <w:rFonts w:ascii="Arial" w:hAnsi="Arial" w:cs="Arial"/>
+          <w:color w:val="2D3B45"/>
+          <w:sz w:val="20"/>
+          <w:szCs w:val="20"/>
+        </w:rPr>
+        <w:t xml:space="preserve"> </w:t>
+      </w:r>
+      <w:r>
+        <w:rPr>
+          <w:rFonts w:ascii="Arial" w:hAnsi="Arial" w:cs="Arial"/>
           <w:b/>
           <w:bCs/>
           <w:color w:val="2D3B45"/>
           <w:sz w:val="20"/>
           <w:szCs w:val="20"/>
         </w:rPr>
-        <w:t>acceso extendida</w:t>
+        <w:t>Alumnos</w:t>
       </w:r>
       <w:r>
         <w:rPr>
@@ -1617,25 +1882,25 @@
           <w:sz w:val="20"/>
           <w:szCs w:val="20"/>
         </w:rPr>
-        <w:t>para que l</w:t>
-      </w:r>
-      <w:r>
-        <w:rPr>
-          <w:rFonts w:ascii="Arial" w:hAnsi="Arial" w:cs="Arial"/>
-          <w:color w:val="2D3B45"/>
-          <w:sz w:val="20"/>
-          <w:szCs w:val="20"/>
-        </w:rPr>
-        <w:t>os dispositivos terminales de la subred</w:t>
-      </w:r>
-      <w:r>
-        <w:rPr>
-          <w:rFonts w:ascii="Arial" w:hAnsi="Arial" w:cs="Arial"/>
-          <w:color w:val="2D3B45"/>
-          <w:sz w:val="20"/>
-          <w:szCs w:val="20"/>
-        </w:rPr>
-        <w:t xml:space="preserve"> de</w:t>
+        <w:t>no pueda</w:t>
+      </w:r>
+      <w:r>
+        <w:rPr>
+          <w:rFonts w:ascii="Arial" w:hAnsi="Arial" w:cs="Arial"/>
+          <w:color w:val="2D3B45"/>
+          <w:sz w:val="20"/>
+          <w:szCs w:val="20"/>
+        </w:rPr>
+        <w:t>n</w:t>
+      </w:r>
+      <w:r>
+        <w:rPr>
+          <w:rFonts w:ascii="Arial" w:hAnsi="Arial" w:cs="Arial"/>
+          <w:color w:val="2D3B45"/>
+          <w:sz w:val="20"/>
+          <w:szCs w:val="20"/>
+        </w:rPr>
+        <w:t xml:space="preserve"> acceder al</w:t>
       </w:r>
       <w:r>
         <w:rPr>
@@ -1655,63 +1920,16 @@
           <w:sz w:val="20"/>
           <w:szCs w:val="20"/>
         </w:rPr>
-        <w:t>Alumnos</w:t>
-      </w:r>
-      <w:r>
-        <w:rPr>
-          <w:rFonts w:ascii="Arial" w:hAnsi="Arial" w:cs="Arial"/>
-          <w:color w:val="2D3B45"/>
-          <w:sz w:val="20"/>
-          <w:szCs w:val="20"/>
-        </w:rPr>
-        <w:t xml:space="preserve"> </w:t>
-      </w:r>
-      <w:r>
-        <w:rPr>
-          <w:rFonts w:ascii="Arial" w:hAnsi="Arial" w:cs="Arial"/>
-          <w:color w:val="2D3B45"/>
-          <w:sz w:val="20"/>
-          <w:szCs w:val="20"/>
-        </w:rPr>
-        <w:t>no pueda</w:t>
-      </w:r>
-      <w:r>
-        <w:rPr>
-          <w:rFonts w:ascii="Arial" w:hAnsi="Arial" w:cs="Arial"/>
-          <w:color w:val="2D3B45"/>
-          <w:sz w:val="20"/>
-          <w:szCs w:val="20"/>
-        </w:rPr>
-        <w:t>n</w:t>
-      </w:r>
-      <w:r>
-        <w:rPr>
-          <w:rFonts w:ascii="Arial" w:hAnsi="Arial" w:cs="Arial"/>
-          <w:color w:val="2D3B45"/>
-          <w:sz w:val="20"/>
-          <w:szCs w:val="20"/>
-        </w:rPr>
-        <w:t xml:space="preserve"> acceder al</w:t>
-      </w:r>
-      <w:r>
-        <w:rPr>
-          <w:rFonts w:ascii="Arial" w:hAnsi="Arial" w:cs="Arial"/>
-          <w:color w:val="2D3B45"/>
-          <w:sz w:val="20"/>
-          <w:szCs w:val="20"/>
-        </w:rPr>
-        <w:t xml:space="preserve"> </w:t>
-      </w:r>
-      <w:r>
-        <w:rPr>
-          <w:rFonts w:ascii="Arial" w:hAnsi="Arial" w:cs="Arial"/>
-          <w:b/>
-          <w:bCs/>
-          <w:color w:val="2D3B45"/>
-          <w:sz w:val="20"/>
-          <w:szCs w:val="20"/>
-        </w:rPr>
-        <w:t xml:space="preserve">servidor de </w:t>
+        <w:t xml:space="preserve">servidor </w:t>
+      </w:r>
+      <w:r>
+        <w:rPr>
+          <w:rFonts w:ascii="Arial" w:hAnsi="Arial" w:cs="Arial"/>
+          <w:color w:val="2D3B45"/>
+          <w:sz w:val="20"/>
+          <w:szCs w:val="20"/>
+        </w:rPr>
+        <w:t xml:space="preserve">de </w:t>
       </w:r>
       <w:r>
         <w:rPr>
@@ -1897,14 +2115,45 @@
           <w:szCs w:val="20"/>
         </w:rPr>
       </w:pPr>
-      <w:r>
-        <w:rPr>
-          <w:rFonts w:ascii="Arial" w:hAnsi="Arial" w:cs="Arial"/>
-          <w:color w:val="2D3B45"/>
-          <w:sz w:val="20"/>
-          <w:szCs w:val="20"/>
-        </w:rPr>
-        <w:t>router(config)#</w:t>
+      <w:proofErr w:type="spellStart"/>
+      <w:r>
+        <w:rPr>
+          <w:rFonts w:ascii="Arial" w:hAnsi="Arial" w:cs="Arial"/>
+          <w:color w:val="2D3B45"/>
+          <w:sz w:val="20"/>
+          <w:szCs w:val="20"/>
+        </w:rPr>
+        <w:t>router</w:t>
+      </w:r>
+      <w:proofErr w:type="spellEnd"/>
+      <w:r>
+        <w:rPr>
+          <w:rFonts w:ascii="Arial" w:hAnsi="Arial" w:cs="Arial"/>
+          <w:color w:val="2D3B45"/>
+          <w:sz w:val="20"/>
+          <w:szCs w:val="20"/>
+        </w:rPr>
+        <w:t>(</w:t>
+      </w:r>
+      <w:proofErr w:type="spellStart"/>
+      <w:r>
+        <w:rPr>
+          <w:rFonts w:ascii="Arial" w:hAnsi="Arial" w:cs="Arial"/>
+          <w:color w:val="2D3B45"/>
+          <w:sz w:val="20"/>
+          <w:szCs w:val="20"/>
+        </w:rPr>
+        <w:t>config</w:t>
+      </w:r>
+      <w:proofErr w:type="spellEnd"/>
+      <w:r>
+        <w:rPr>
+          <w:rFonts w:ascii="Arial" w:hAnsi="Arial" w:cs="Arial"/>
+          <w:color w:val="2D3B45"/>
+          <w:sz w:val="20"/>
+          <w:szCs w:val="20"/>
+        </w:rPr>
+        <w:t>)#</w:t>
       </w:r>
     </w:p>
     <w:p>
@@ -1943,7 +2192,27 @@
           <w:sz w:val="20"/>
           <w:szCs w:val="20"/>
         </w:rPr>
-        <w:t xml:space="preserve">¿En qué router instalarás esta lista de control de acceso? </w:t>
+        <w:t xml:space="preserve">¿En qué </w:t>
+      </w:r>
+      <w:proofErr w:type="spellStart"/>
+      <w:r>
+        <w:rPr>
+          <w:rFonts w:ascii="Arial" w:hAnsi="Arial" w:cs="Arial"/>
+          <w:color w:val="2D3B45"/>
+          <w:sz w:val="20"/>
+          <w:szCs w:val="20"/>
+        </w:rPr>
+        <w:t>router</w:t>
+      </w:r>
+      <w:proofErr w:type="spellEnd"/>
+      <w:r>
+        <w:rPr>
+          <w:rFonts w:ascii="Arial" w:hAnsi="Arial" w:cs="Arial"/>
+          <w:color w:val="2D3B45"/>
+          <w:sz w:val="20"/>
+          <w:szCs w:val="20"/>
+        </w:rPr>
+        <w:t xml:space="preserve"> instalarás esta lista de control de acceso? </w:t>
       </w:r>
     </w:p>
     <w:p>
@@ -1995,8 +2264,20 @@
           <w:szCs w:val="20"/>
           <w:lang w:val="en-US"/>
         </w:rPr>
-        <w:t>router(config-if)#</w:t>
-      </w:r>
+        <w:t>router(config-</w:t>
+      </w:r>
+      <w:proofErr w:type="gramStart"/>
+      <w:r>
+        <w:rPr>
+          <w:rFonts w:ascii="Arial" w:hAnsi="Arial" w:cs="Arial"/>
+          <w:color w:val="2D3B45"/>
+          <w:sz w:val="20"/>
+          <w:szCs w:val="20"/>
+          <w:lang w:val="en-US"/>
+        </w:rPr>
+        <w:t>if)#</w:t>
+      </w:r>
+      <w:proofErr w:type="gramEnd"/>
     </w:p>
     <w:p>
       <w:pPr>
@@ -2227,14 +2508,45 @@
           <w:szCs w:val="20"/>
         </w:rPr>
       </w:pPr>
-      <w:r>
-        <w:rPr>
-          <w:rFonts w:ascii="Arial" w:hAnsi="Arial" w:cs="Arial"/>
-          <w:color w:val="2D3B45"/>
-          <w:sz w:val="20"/>
-          <w:szCs w:val="20"/>
-        </w:rPr>
-        <w:t>router(config)#</w:t>
+      <w:proofErr w:type="spellStart"/>
+      <w:r>
+        <w:rPr>
+          <w:rFonts w:ascii="Arial" w:hAnsi="Arial" w:cs="Arial"/>
+          <w:color w:val="2D3B45"/>
+          <w:sz w:val="20"/>
+          <w:szCs w:val="20"/>
+        </w:rPr>
+        <w:t>router</w:t>
+      </w:r>
+      <w:proofErr w:type="spellEnd"/>
+      <w:r>
+        <w:rPr>
+          <w:rFonts w:ascii="Arial" w:hAnsi="Arial" w:cs="Arial"/>
+          <w:color w:val="2D3B45"/>
+          <w:sz w:val="20"/>
+          <w:szCs w:val="20"/>
+        </w:rPr>
+        <w:t>(</w:t>
+      </w:r>
+      <w:proofErr w:type="spellStart"/>
+      <w:r>
+        <w:rPr>
+          <w:rFonts w:ascii="Arial" w:hAnsi="Arial" w:cs="Arial"/>
+          <w:color w:val="2D3B45"/>
+          <w:sz w:val="20"/>
+          <w:szCs w:val="20"/>
+        </w:rPr>
+        <w:t>config</w:t>
+      </w:r>
+      <w:proofErr w:type="spellEnd"/>
+      <w:r>
+        <w:rPr>
+          <w:rFonts w:ascii="Arial" w:hAnsi="Arial" w:cs="Arial"/>
+          <w:color w:val="2D3B45"/>
+          <w:sz w:val="20"/>
+          <w:szCs w:val="20"/>
+        </w:rPr>
+        <w:t>)#</w:t>
       </w:r>
     </w:p>
     <w:p>
@@ -2273,7 +2585,27 @@
           <w:sz w:val="20"/>
           <w:szCs w:val="20"/>
         </w:rPr>
-        <w:t xml:space="preserve">¿En qué router instalarás esta lista de control de acceso? </w:t>
+        <w:t xml:space="preserve">¿En qué </w:t>
+      </w:r>
+      <w:proofErr w:type="spellStart"/>
+      <w:r>
+        <w:rPr>
+          <w:rFonts w:ascii="Arial" w:hAnsi="Arial" w:cs="Arial"/>
+          <w:color w:val="2D3B45"/>
+          <w:sz w:val="20"/>
+          <w:szCs w:val="20"/>
+        </w:rPr>
+        <w:t>router</w:t>
+      </w:r>
+      <w:proofErr w:type="spellEnd"/>
+      <w:r>
+        <w:rPr>
+          <w:rFonts w:ascii="Arial" w:hAnsi="Arial" w:cs="Arial"/>
+          <w:color w:val="2D3B45"/>
+          <w:sz w:val="20"/>
+          <w:szCs w:val="20"/>
+        </w:rPr>
+        <w:t xml:space="preserve"> instalarás esta lista de control de acceso? </w:t>
       </w:r>
     </w:p>
     <w:p>
@@ -2325,8 +2657,20 @@
           <w:szCs w:val="20"/>
           <w:lang w:val="en-US"/>
         </w:rPr>
-        <w:t>router(config-if)#</w:t>
-      </w:r>
+        <w:t>router(config-</w:t>
+      </w:r>
+      <w:proofErr w:type="gramStart"/>
+      <w:r>
+        <w:rPr>
+          <w:rFonts w:ascii="Arial" w:hAnsi="Arial" w:cs="Arial"/>
+          <w:color w:val="2D3B45"/>
+          <w:sz w:val="20"/>
+          <w:szCs w:val="20"/>
+          <w:lang w:val="en-US"/>
+        </w:rPr>
+        <w:t>if)#</w:t>
+      </w:r>
+      <w:proofErr w:type="gramEnd"/>
     </w:p>
     <w:sectPr>
       <w:pgSz w:w="12242" w:h="15842" w:code="1"/>
@@ -4343,6 +4687,7 @@
   <w:style w:type="character" w:default="1" w:styleId="Fuentedeprrafopredeter">
     <w:name w:val="Default Paragraph Font"/>
     <w:uiPriority w:val="1"/>
+    <w:semiHidden/>
     <w:unhideWhenUsed/>
   </w:style>
   <w:style w:type="table" w:default="1" w:styleId="Tablanormal">
